--- a/assets/pdf/cv.docx
+++ b/assets/pdf/cv.docx
@@ -294,7 +294,14 @@
           <w:rFonts w:eastAsia="SimSun"/>
           <w:sz w:val="20"/>
         </w:rPr>
-        <w:t>Ph.D. in Information Science</w:t>
+        <w:t xml:space="preserve">Ph.D. in </w:t>
+      </w:r>
+      <w:r>
+        <w:rPr>
+          <w:rFonts w:eastAsia="SimSun"/>
+          <w:sz w:val="20"/>
+        </w:rPr>
+        <w:t>Management</w:t>
       </w:r>
     </w:p>
     <w:p>
@@ -596,7 +603,7 @@
           <w:sz w:val="20"/>
           <w:lang w:eastAsia="zh-CN"/>
         </w:rPr>
-        <w:t>NLP Engineer</w:t>
+        <w:t>Data Scientist</w:t>
       </w:r>
       <w:r>
         <w:rPr>
@@ -714,7 +721,15 @@
           <w:sz w:val="20"/>
           <w:lang w:eastAsia="zh-CN"/>
         </w:rPr>
-        <w:t>NLP Engineer</w:t>
+        <w:t>Data Scienti</w:t>
+      </w:r>
+      <w:r>
+        <w:rPr>
+          <w:rFonts w:eastAsia="SimSun"/>
+          <w:sz w:val="20"/>
+          <w:lang w:eastAsia="zh-CN"/>
+        </w:rPr>
+        <w:t>st</w:t>
       </w:r>
       <w:r>
         <w:rPr>
@@ -1290,9 +1305,8 @@
           <w:bCs/>
           <w:sz w:val="20"/>
         </w:rPr>
-        <w:t xml:space="preserve">SIGIR 2022, </w:t>
-      </w:r>
-      <w:proofErr w:type="spellStart"/>
+        <w:t>SIGIR 2022, Scientometrics 2022</w:t>
+      </w:r>
       <w:r>
         <w:rPr>
           <w:rFonts w:eastAsia="SimSun"/>
@@ -1300,9 +1314,8 @@
           <w:bCs/>
           <w:sz w:val="20"/>
         </w:rPr>
-        <w:t>Scientometrics</w:t>
-      </w:r>
-      <w:proofErr w:type="spellEnd"/>
+        <w:t xml:space="preserve">, </w:t>
+      </w:r>
       <w:r>
         <w:rPr>
           <w:rFonts w:eastAsia="SimSun"/>
@@ -1310,7 +1323,7 @@
           <w:bCs/>
           <w:sz w:val="20"/>
         </w:rPr>
-        <w:t xml:space="preserve"> 2022</w:t>
+        <w:t>P</w:t>
       </w:r>
       <w:r>
         <w:rPr>
@@ -1319,7 +1332,7 @@
           <w:bCs/>
           <w:sz w:val="20"/>
         </w:rPr>
-        <w:t xml:space="preserve">, </w:t>
+        <w:t>LOS</w:t>
       </w:r>
       <w:r>
         <w:rPr>
@@ -1328,7 +1341,7 @@
           <w:bCs/>
           <w:sz w:val="20"/>
         </w:rPr>
-        <w:t>P</w:t>
+        <w:t xml:space="preserve"> One 2021, P</w:t>
       </w:r>
       <w:r>
         <w:rPr>
@@ -1337,7 +1350,7 @@
           <w:bCs/>
           <w:sz w:val="20"/>
         </w:rPr>
-        <w:t>LOS</w:t>
+        <w:t xml:space="preserve">ACIS 2021, DLP-KDD 2020, </w:t>
       </w:r>
       <w:r>
         <w:rPr>
@@ -1346,45 +1359,7 @@
           <w:bCs/>
           <w:sz w:val="20"/>
         </w:rPr>
-        <w:t xml:space="preserve"> One 2021, P</w:t>
-      </w:r>
-      <w:r>
-        <w:rPr>
-          <w:rFonts w:eastAsia="SimSun"/>
-          <w:b w:val="0"/>
-          <w:bCs/>
-          <w:sz w:val="20"/>
-        </w:rPr>
-        <w:t xml:space="preserve">ACIS 2021, DLP-KDD 2020, </w:t>
-      </w:r>
-      <w:r>
-        <w:rPr>
-          <w:rFonts w:eastAsia="SimSun"/>
-          <w:b w:val="0"/>
-          <w:bCs/>
-          <w:sz w:val="20"/>
-        </w:rPr>
-        <w:t xml:space="preserve">IEEE </w:t>
-      </w:r>
-      <w:proofErr w:type="spellStart"/>
-      <w:r>
-        <w:rPr>
-          <w:rFonts w:eastAsia="SimSun"/>
-          <w:b w:val="0"/>
-          <w:bCs/>
-          <w:sz w:val="20"/>
-        </w:rPr>
-        <w:t>BigData</w:t>
-      </w:r>
-      <w:proofErr w:type="spellEnd"/>
-      <w:r>
-        <w:rPr>
-          <w:rFonts w:eastAsia="SimSun"/>
-          <w:b w:val="0"/>
-          <w:bCs/>
-          <w:sz w:val="20"/>
-        </w:rPr>
-        <w:t xml:space="preserve"> 2020, </w:t>
+        <w:t xml:space="preserve">IEEE BigData 2020, </w:t>
       </w:r>
       <w:r>
         <w:rPr>
@@ -1572,66 +1547,15 @@
           <w:b/>
           <w:sz w:val="18"/>
         </w:rPr>
-        <w:t xml:space="preserve">Ma, </w:t>
-      </w:r>
-      <w:proofErr w:type="spellStart"/>
-      <w:r>
-        <w:rPr>
-          <w:rFonts w:eastAsia="SimSun"/>
-          <w:b/>
-          <w:sz w:val="18"/>
-        </w:rPr>
-        <w:t>Shutian</w:t>
-      </w:r>
-      <w:proofErr w:type="spellEnd"/>
-      <w:r>
-        <w:rPr>
-          <w:rFonts w:eastAsia="SimSun"/>
-          <w:sz w:val="18"/>
-        </w:rPr>
-        <w:t xml:space="preserve">, Heng Zhang, </w:t>
-      </w:r>
-      <w:proofErr w:type="spellStart"/>
-      <w:r>
-        <w:rPr>
-          <w:rFonts w:eastAsia="SimSun"/>
-          <w:sz w:val="18"/>
-        </w:rPr>
-        <w:t>Chengzhi</w:t>
-      </w:r>
-      <w:proofErr w:type="spellEnd"/>
-      <w:r>
-        <w:rPr>
-          <w:rFonts w:eastAsia="SimSun"/>
-          <w:sz w:val="18"/>
-        </w:rPr>
-        <w:t xml:space="preserve"> Zhang, and </w:t>
-      </w:r>
-      <w:proofErr w:type="spellStart"/>
-      <w:r>
-        <w:rPr>
-          <w:rFonts w:eastAsia="SimSun"/>
-          <w:sz w:val="18"/>
-        </w:rPr>
-        <w:t>Xiaozhong</w:t>
-      </w:r>
-      <w:proofErr w:type="spellEnd"/>
-      <w:r>
-        <w:rPr>
-          <w:rFonts w:eastAsia="SimSun"/>
-          <w:sz w:val="18"/>
-        </w:rPr>
-        <w:t xml:space="preserve"> Liu. Chronological citation recommendation with time preference. </w:t>
-      </w:r>
-      <w:proofErr w:type="spellStart"/>
-      <w:r>
-        <w:rPr>
-          <w:rFonts w:eastAsia="SimSun"/>
-          <w:sz w:val="18"/>
-        </w:rPr>
-        <w:t>Scientometrics</w:t>
-      </w:r>
-      <w:proofErr w:type="spellEnd"/>
+        <w:t>Ma, Shutian</w:t>
+      </w:r>
+      <w:r>
+        <w:rPr>
+          <w:rFonts w:eastAsia="SimSun"/>
+          <w:sz w:val="18"/>
+        </w:rPr>
+        <w:t>, Heng Zhang, Chengzhi Zhang, and Xiaozhong Liu. Chronological citation recommendation with time preference. Scientometrics</w:t>
+      </w:r>
       <w:r>
         <w:rPr>
           <w:rFonts w:eastAsia="SimSun"/>
@@ -1717,57 +1641,8 @@
           <w:rFonts w:eastAsia="SimSun"/>
           <w:sz w:val="18"/>
         </w:rPr>
-        <w:t xml:space="preserve">Zhang, Heng, </w:t>
-      </w:r>
-      <w:proofErr w:type="spellStart"/>
-      <w:r>
-        <w:rPr>
-          <w:rFonts w:eastAsia="SimSun"/>
-          <w:sz w:val="18"/>
-        </w:rPr>
-        <w:t>Lifan</w:t>
-      </w:r>
-      <w:proofErr w:type="spellEnd"/>
-      <w:r>
-        <w:rPr>
-          <w:rFonts w:eastAsia="SimSun"/>
-          <w:sz w:val="18"/>
-        </w:rPr>
-        <w:t xml:space="preserve"> Liu, </w:t>
-      </w:r>
-      <w:proofErr w:type="spellStart"/>
-      <w:r>
-        <w:rPr>
-          <w:rFonts w:eastAsia="SimSun"/>
-          <w:sz w:val="18"/>
-        </w:rPr>
-        <w:t>Ruping</w:t>
-      </w:r>
-      <w:proofErr w:type="spellEnd"/>
-      <w:r>
-        <w:rPr>
-          <w:rFonts w:eastAsia="SimSun"/>
-          <w:sz w:val="18"/>
-        </w:rPr>
-        <w:t xml:space="preserve"> Wang, </w:t>
-      </w:r>
-      <w:proofErr w:type="spellStart"/>
-      <w:r>
-        <w:rPr>
-          <w:rFonts w:eastAsia="SimSun"/>
-          <w:sz w:val="18"/>
-        </w:rPr>
-        <w:t>Shaohu</w:t>
-      </w:r>
-      <w:proofErr w:type="spellEnd"/>
-      <w:r>
-        <w:rPr>
-          <w:rFonts w:eastAsia="SimSun"/>
-          <w:sz w:val="18"/>
-        </w:rPr>
-        <w:t xml:space="preserve"> Hu, </w:t>
-      </w:r>
-      <w:proofErr w:type="spellStart"/>
+        <w:t xml:space="preserve">Zhang, Heng, Lifan Liu, Ruping Wang, Shaohu Hu, </w:t>
+      </w:r>
       <w:r>
         <w:rPr>
           <w:rFonts w:eastAsia="SimSun"/>
@@ -1775,56 +1650,14 @@
           <w:bCs/>
           <w:sz w:val="18"/>
         </w:rPr>
-        <w:t>Shutian</w:t>
-      </w:r>
-      <w:proofErr w:type="spellEnd"/>
-      <w:r>
-        <w:rPr>
-          <w:rFonts w:eastAsia="SimSun"/>
-          <w:b/>
-          <w:bCs/>
-          <w:sz w:val="18"/>
-        </w:rPr>
-        <w:t xml:space="preserve"> Ma</w:t>
-      </w:r>
-      <w:r>
-        <w:rPr>
-          <w:rFonts w:eastAsia="SimSun"/>
-          <w:sz w:val="18"/>
-        </w:rPr>
-        <w:t xml:space="preserve">, and </w:t>
-      </w:r>
-      <w:proofErr w:type="spellStart"/>
-      <w:r>
-        <w:rPr>
-          <w:rFonts w:eastAsia="SimSun"/>
-          <w:sz w:val="18"/>
-        </w:rPr>
-        <w:t>Chengzhi</w:t>
-      </w:r>
-      <w:proofErr w:type="spellEnd"/>
-      <w:r>
-        <w:rPr>
-          <w:rFonts w:eastAsia="SimSun"/>
-          <w:sz w:val="18"/>
-        </w:rPr>
-        <w:t xml:space="preserve"> Zhang. IR&amp;TM-NJUST@ </w:t>
-      </w:r>
-      <w:proofErr w:type="spellStart"/>
-      <w:r>
-        <w:rPr>
-          <w:rFonts w:eastAsia="SimSun"/>
-          <w:sz w:val="18"/>
-        </w:rPr>
-        <w:t>CLSciSumm</w:t>
-      </w:r>
-      <w:proofErr w:type="spellEnd"/>
-      <w:r>
-        <w:rPr>
-          <w:rFonts w:eastAsia="SimSun"/>
-          <w:sz w:val="18"/>
-        </w:rPr>
-        <w:t xml:space="preserve"> 20</w:t>
+        <w:t>Shutian Ma</w:t>
+      </w:r>
+      <w:r>
+        <w:rPr>
+          <w:rFonts w:eastAsia="SimSun"/>
+          <w:sz w:val="18"/>
+        </w:rPr>
+        <w:t>, and Chengzhi Zhang. IR&amp;TM-NJUST@ CLSciSumm 20</w:t>
       </w:r>
       <w:r>
         <w:rPr>
@@ -1876,62 +1709,20 @@
           <w:sz w:val="18"/>
         </w:rPr>
       </w:pPr>
-      <w:proofErr w:type="spellStart"/>
       <w:r>
         <w:rPr>
           <w:rFonts w:eastAsia="SimSun"/>
           <w:b/>
           <w:sz w:val="18"/>
         </w:rPr>
-        <w:t>Shutian</w:t>
-      </w:r>
-      <w:proofErr w:type="spellEnd"/>
-      <w:r>
-        <w:rPr>
-          <w:rFonts w:eastAsia="SimSun"/>
-          <w:b/>
-          <w:sz w:val="18"/>
-        </w:rPr>
-        <w:t xml:space="preserve"> Ma,</w:t>
-      </w:r>
-      <w:r>
-        <w:rPr>
-          <w:rFonts w:eastAsia="SimSun"/>
-          <w:sz w:val="18"/>
-        </w:rPr>
-        <w:t xml:space="preserve"> </w:t>
-      </w:r>
-      <w:proofErr w:type="spellStart"/>
-      <w:r>
-        <w:rPr>
-          <w:rFonts w:eastAsia="SimSun"/>
-          <w:sz w:val="18"/>
-        </w:rPr>
-        <w:t>Jin</w:t>
-      </w:r>
-      <w:proofErr w:type="spellEnd"/>
-      <w:r>
-        <w:rPr>
-          <w:rFonts w:eastAsia="SimSun"/>
-          <w:sz w:val="18"/>
-        </w:rPr>
-        <w:t xml:space="preserve"> Xu, </w:t>
-      </w:r>
-      <w:proofErr w:type="spellStart"/>
-      <w:r>
-        <w:rPr>
-          <w:rFonts w:eastAsia="SimSun"/>
-          <w:sz w:val="18"/>
-        </w:rPr>
-        <w:t>Chengzhi</w:t>
-      </w:r>
-      <w:proofErr w:type="spellEnd"/>
-      <w:r>
-        <w:rPr>
-          <w:rFonts w:eastAsia="SimSun"/>
-          <w:sz w:val="18"/>
-        </w:rPr>
-        <w:t xml:space="preserve"> Zhang*. Automatic identification of cited text spans: a multi-classifier approach over imbalanced dataset [J]. Scientometrics, 2018, 116(2): 1303-1330. (SSCI)</w:t>
+        <w:t>Shutian Ma,</w:t>
+      </w:r>
+      <w:r>
+        <w:rPr>
+          <w:rFonts w:eastAsia="SimSun"/>
+          <w:sz w:val="18"/>
+        </w:rPr>
+        <w:t xml:space="preserve"> Jin Xu, Chengzhi Zhang*. Automatic identification of cited text spans: a multi-classifier approach over imbalanced dataset [J]. Scientometrics, 2018, 116(2): 1303-1330. (SSCI)</w:t>
       </w:r>
     </w:p>
     <w:p>
@@ -1948,62 +1739,20 @@
           <w:sz w:val="18"/>
         </w:rPr>
       </w:pPr>
-      <w:proofErr w:type="spellStart"/>
       <w:r>
         <w:rPr>
           <w:rFonts w:eastAsia="SimSun"/>
           <w:b/>
           <w:sz w:val="18"/>
         </w:rPr>
-        <w:t>Shutian</w:t>
-      </w:r>
-      <w:proofErr w:type="spellEnd"/>
-      <w:r>
-        <w:rPr>
-          <w:rFonts w:eastAsia="SimSun"/>
-          <w:b/>
-          <w:sz w:val="18"/>
-        </w:rPr>
-        <w:t xml:space="preserve"> Ma</w:t>
-      </w:r>
-      <w:r>
-        <w:rPr>
-          <w:rFonts w:eastAsia="SimSun"/>
-          <w:sz w:val="18"/>
-        </w:rPr>
-        <w:t xml:space="preserve">, </w:t>
-      </w:r>
-      <w:proofErr w:type="spellStart"/>
-      <w:r>
-        <w:rPr>
-          <w:rFonts w:eastAsia="SimSun"/>
-          <w:sz w:val="18"/>
-        </w:rPr>
-        <w:t>Yingyi</w:t>
-      </w:r>
-      <w:proofErr w:type="spellEnd"/>
-      <w:r>
-        <w:rPr>
-          <w:rFonts w:eastAsia="SimSun"/>
-          <w:sz w:val="18"/>
-        </w:rPr>
-        <w:t xml:space="preserve"> Zhang, </w:t>
-      </w:r>
-      <w:proofErr w:type="spellStart"/>
-      <w:r>
-        <w:rPr>
-          <w:rFonts w:eastAsia="SimSun"/>
-          <w:sz w:val="18"/>
-        </w:rPr>
-        <w:t>Chengzhi</w:t>
-      </w:r>
-      <w:proofErr w:type="spellEnd"/>
-      <w:r>
-        <w:rPr>
-          <w:rFonts w:eastAsia="SimSun"/>
-          <w:sz w:val="18"/>
-        </w:rPr>
-        <w:t xml:space="preserve"> Zhang*. Using multiple Web resources and inference rules to classify Chinese word semantic relation [J]. Information Discovery and Delivery, 2018, 46(2): 120-126. (SSCI)</w:t>
+        <w:t>Shutian Ma</w:t>
+      </w:r>
+      <w:r>
+        <w:rPr>
+          <w:rFonts w:eastAsia="SimSun"/>
+          <w:sz w:val="18"/>
+        </w:rPr>
+        <w:t>, Yingyi Zhang, Chengzhi Zhang*. Using multiple Web resources and inference rules to classify Chinese word semantic relation [J]. Information Discovery and Delivery, 2018, 46(2): 120-126. (SSCI)</w:t>
       </w:r>
     </w:p>
     <w:p>
@@ -2020,94 +1769,27 @@
           <w:sz w:val="18"/>
         </w:rPr>
       </w:pPr>
-      <w:proofErr w:type="spellStart"/>
-      <w:r>
-        <w:rPr>
-          <w:rFonts w:eastAsia="SimSun"/>
-          <w:sz w:val="18"/>
-        </w:rPr>
-        <w:t>Börner</w:t>
-      </w:r>
-      <w:proofErr w:type="spellEnd"/>
-      <w:r>
-        <w:rPr>
-          <w:rFonts w:eastAsia="SimSun"/>
-          <w:sz w:val="18"/>
-        </w:rPr>
-        <w:t xml:space="preserve">, Katy, Olga </w:t>
-      </w:r>
-      <w:proofErr w:type="spellStart"/>
-      <w:r>
-        <w:rPr>
-          <w:rFonts w:eastAsia="SimSun"/>
-          <w:sz w:val="18"/>
-        </w:rPr>
-        <w:t>Scrivner</w:t>
-      </w:r>
-      <w:proofErr w:type="spellEnd"/>
-      <w:r>
-        <w:rPr>
-          <w:rFonts w:eastAsia="SimSun"/>
-          <w:sz w:val="18"/>
-        </w:rPr>
-        <w:t xml:space="preserve">, Mike Gallant, </w:t>
-      </w:r>
-      <w:proofErr w:type="spellStart"/>
+      <w:r>
+        <w:rPr>
+          <w:rFonts w:eastAsia="SimSun"/>
+          <w:sz w:val="18"/>
+        </w:rPr>
+        <w:t xml:space="preserve">Börner, Katy, Olga Scrivner, Mike Gallant, </w:t>
+      </w:r>
       <w:r>
         <w:rPr>
           <w:rFonts w:eastAsia="SimSun"/>
           <w:b/>
           <w:sz w:val="18"/>
         </w:rPr>
-        <w:t>Shutian</w:t>
-      </w:r>
-      <w:proofErr w:type="spellEnd"/>
-      <w:r>
-        <w:rPr>
-          <w:rFonts w:eastAsia="SimSun"/>
-          <w:b/>
-          <w:sz w:val="18"/>
-        </w:rPr>
-        <w:t xml:space="preserve"> Ma</w:t>
-      </w:r>
-      <w:r>
-        <w:rPr>
-          <w:rFonts w:eastAsia="SimSun"/>
-          <w:sz w:val="18"/>
-        </w:rPr>
-        <w:t xml:space="preserve">, </w:t>
-      </w:r>
-      <w:proofErr w:type="spellStart"/>
-      <w:r>
-        <w:rPr>
-          <w:rFonts w:eastAsia="SimSun"/>
-          <w:sz w:val="18"/>
-        </w:rPr>
-        <w:t>Xiaozhong</w:t>
-      </w:r>
-      <w:proofErr w:type="spellEnd"/>
-      <w:r>
-        <w:rPr>
-          <w:rFonts w:eastAsia="SimSun"/>
-          <w:sz w:val="18"/>
-        </w:rPr>
-        <w:t xml:space="preserve"> Liu, Keith Chewning, </w:t>
-      </w:r>
-      <w:proofErr w:type="spellStart"/>
-      <w:r>
-        <w:rPr>
-          <w:rFonts w:eastAsia="SimSun"/>
-          <w:sz w:val="18"/>
-        </w:rPr>
-        <w:t>Lingfei</w:t>
-      </w:r>
-      <w:proofErr w:type="spellEnd"/>
-      <w:r>
-        <w:rPr>
-          <w:rFonts w:eastAsia="SimSun"/>
-          <w:sz w:val="18"/>
-        </w:rPr>
-        <w:t xml:space="preserve"> Wu, and James A. Evans. Skill discrepancies between research, education, and jobs reveal the critical need to supply soft skills for the data economy [J]. Proceedings of the National Academy of Sciences (PNAS), 2018, 115(50): 12630-12637. (SCI)</w:t>
+        <w:t>Shutian Ma</w:t>
+      </w:r>
+      <w:r>
+        <w:rPr>
+          <w:rFonts w:eastAsia="SimSun"/>
+          <w:sz w:val="18"/>
+        </w:rPr>
+        <w:t>, Xiaozhong Liu, Keith Chewning, Lingfei Wu, and James A. Evans. Skill discrepancies between research, education, and jobs reveal the critical need to supply soft skills for the data economy [J]. Proceedings of the National Academy of Sciences (PNAS), 2018, 115(50): 12630-12637. (SCI)</w:t>
       </w:r>
     </w:p>
     <w:p>
@@ -2129,96 +1811,22 @@
           <w:rFonts w:eastAsia="SimSun"/>
           <w:sz w:val="18"/>
         </w:rPr>
-        <w:t xml:space="preserve">Zhang, </w:t>
-      </w:r>
-      <w:proofErr w:type="spellStart"/>
-      <w:r>
-        <w:rPr>
-          <w:rFonts w:eastAsia="SimSun"/>
-          <w:sz w:val="18"/>
-        </w:rPr>
-        <w:t>Chengzhi</w:t>
-      </w:r>
-      <w:proofErr w:type="spellEnd"/>
-      <w:r>
-        <w:rPr>
-          <w:rFonts w:eastAsia="SimSun"/>
-          <w:sz w:val="18"/>
-        </w:rPr>
-        <w:t xml:space="preserve">, </w:t>
-      </w:r>
-      <w:proofErr w:type="spellStart"/>
-      <w:r>
-        <w:rPr>
-          <w:rFonts w:eastAsia="SimSun"/>
-          <w:sz w:val="18"/>
-        </w:rPr>
-        <w:t>Zijing</w:t>
-      </w:r>
-      <w:proofErr w:type="spellEnd"/>
-      <w:r>
-        <w:rPr>
-          <w:rFonts w:eastAsia="SimSun"/>
-          <w:sz w:val="18"/>
-        </w:rPr>
-        <w:t xml:space="preserve"> Yue, </w:t>
-      </w:r>
-      <w:proofErr w:type="spellStart"/>
-      <w:r>
-        <w:rPr>
-          <w:rFonts w:eastAsia="SimSun"/>
-          <w:sz w:val="18"/>
-        </w:rPr>
-        <w:t>Qingqing</w:t>
-      </w:r>
-      <w:proofErr w:type="spellEnd"/>
-      <w:r>
-        <w:rPr>
-          <w:rFonts w:eastAsia="SimSun"/>
-          <w:sz w:val="18"/>
-        </w:rPr>
-        <w:t xml:space="preserve"> Zhou, </w:t>
-      </w:r>
-      <w:proofErr w:type="spellStart"/>
+        <w:t xml:space="preserve">Zhang, Chengzhi, Zijing Yue, Qingqing Zhou, </w:t>
+      </w:r>
       <w:r>
         <w:rPr>
           <w:rFonts w:eastAsia="SimSun"/>
           <w:b/>
           <w:sz w:val="18"/>
         </w:rPr>
-        <w:t>Shutian</w:t>
-      </w:r>
-      <w:proofErr w:type="spellEnd"/>
-      <w:r>
-        <w:rPr>
-          <w:rFonts w:eastAsia="SimSun"/>
-          <w:b/>
-          <w:sz w:val="18"/>
-        </w:rPr>
-        <w:t xml:space="preserve"> Ma</w:t>
-      </w:r>
-      <w:r>
-        <w:rPr>
-          <w:rFonts w:eastAsia="SimSun"/>
-          <w:sz w:val="18"/>
-        </w:rPr>
-        <w:t>, and Zi-</w:t>
-      </w:r>
-      <w:proofErr w:type="spellStart"/>
-      <w:r>
-        <w:rPr>
-          <w:rFonts w:eastAsia="SimSun"/>
-          <w:sz w:val="18"/>
-        </w:rPr>
-        <w:t>Ke</w:t>
-      </w:r>
-      <w:proofErr w:type="spellEnd"/>
-      <w:r>
-        <w:rPr>
-          <w:rFonts w:eastAsia="SimSun"/>
-          <w:sz w:val="18"/>
-        </w:rPr>
-        <w:t xml:space="preserve"> Zhang. Using social media to explore regional cuisine preferences in China [J]. Online Information Review. 2019, 43(7): 1098-1114. (SCI)</w:t>
+        <w:t>Shutian Ma</w:t>
+      </w:r>
+      <w:r>
+        <w:rPr>
+          <w:rFonts w:eastAsia="SimSun"/>
+          <w:sz w:val="18"/>
+        </w:rPr>
+        <w:t>, and Zi-Ke Zhang. Using social media to explore regional cuisine preferences in China [J]. Online Information Review. 2019, 43(7): 1098-1114. (SCI)</w:t>
       </w:r>
     </w:p>
     <w:p>
@@ -2235,39 +1843,20 @@
           <w:sz w:val="18"/>
         </w:rPr>
       </w:pPr>
-      <w:proofErr w:type="spellStart"/>
-      <w:r>
-        <w:rPr>
-          <w:rFonts w:eastAsia="SimSun"/>
-          <w:sz w:val="18"/>
-        </w:rPr>
-        <w:t>Qiangbing</w:t>
-      </w:r>
-      <w:proofErr w:type="spellEnd"/>
-      <w:r>
-        <w:rPr>
-          <w:rFonts w:eastAsia="SimSun"/>
-          <w:sz w:val="18"/>
-        </w:rPr>
-        <w:t xml:space="preserve"> Wang, </w:t>
-      </w:r>
-      <w:proofErr w:type="spellStart"/>
+      <w:r>
+        <w:rPr>
+          <w:rFonts w:eastAsia="SimSun"/>
+          <w:sz w:val="18"/>
+        </w:rPr>
+        <w:t xml:space="preserve">Qiangbing Wang, </w:t>
+      </w:r>
       <w:r>
         <w:rPr>
           <w:rFonts w:eastAsia="SimSun"/>
           <w:b/>
           <w:sz w:val="18"/>
         </w:rPr>
-        <w:t>Shutian</w:t>
-      </w:r>
-      <w:proofErr w:type="spellEnd"/>
-      <w:r>
-        <w:rPr>
-          <w:rFonts w:eastAsia="SimSun"/>
-          <w:b/>
-          <w:sz w:val="18"/>
-        </w:rPr>
-        <w:t xml:space="preserve"> Ma</w:t>
+        <w:t>Shutian Ma</w:t>
       </w:r>
       <w:r>
         <w:rPr>
@@ -2291,37 +1880,12 @@
           <w:sz w:val="18"/>
         </w:rPr>
       </w:pPr>
-      <w:proofErr w:type="spellStart"/>
-      <w:r>
-        <w:rPr>
-          <w:rFonts w:eastAsia="SimSun"/>
-          <w:sz w:val="18"/>
-        </w:rPr>
-        <w:t>Börner</w:t>
-      </w:r>
-      <w:proofErr w:type="spellEnd"/>
-      <w:r>
-        <w:rPr>
-          <w:rFonts w:eastAsia="SimSun"/>
-          <w:sz w:val="18"/>
-        </w:rPr>
-        <w:t xml:space="preserve">, Katy, Olga </w:t>
-      </w:r>
-      <w:proofErr w:type="spellStart"/>
-      <w:r>
-        <w:rPr>
-          <w:rFonts w:eastAsia="SimSun"/>
-          <w:sz w:val="18"/>
-        </w:rPr>
-        <w:t>Scrivner</w:t>
-      </w:r>
-      <w:proofErr w:type="spellEnd"/>
-      <w:r>
-        <w:rPr>
-          <w:rFonts w:eastAsia="SimSun"/>
-          <w:sz w:val="18"/>
-        </w:rPr>
-        <w:t xml:space="preserve">, Leonard E. Cross, Michael Gallant, </w:t>
+      <w:r>
+        <w:rPr>
+          <w:rFonts w:eastAsia="SimSun"/>
+          <w:sz w:val="18"/>
+        </w:rPr>
+        <w:t xml:space="preserve">Börner, Katy, Olga Scrivner, Leonard E. Cross, Michael Gallant, </w:t>
       </w:r>
       <w:r>
         <w:rPr>
@@ -2336,55 +1900,7 @@
           <w:rFonts w:eastAsia="SimSun"/>
           <w:sz w:val="18"/>
         </w:rPr>
-        <w:t xml:space="preserve">, Adam S. Martin, Elizabeth Record, </w:t>
-      </w:r>
-      <w:proofErr w:type="spellStart"/>
-      <w:r>
-        <w:rPr>
-          <w:rFonts w:eastAsia="SimSun"/>
-          <w:sz w:val="18"/>
-        </w:rPr>
-        <w:t>Haici</w:t>
-      </w:r>
-      <w:proofErr w:type="spellEnd"/>
-      <w:r>
-        <w:rPr>
-          <w:rFonts w:eastAsia="SimSun"/>
-          <w:sz w:val="18"/>
-        </w:rPr>
-        <w:t xml:space="preserve"> Yang, and Jonathan M. </w:t>
-      </w:r>
-      <w:proofErr w:type="spellStart"/>
-      <w:r>
-        <w:rPr>
-          <w:rFonts w:eastAsia="SimSun"/>
-          <w:sz w:val="18"/>
-        </w:rPr>
-        <w:t>Dilger</w:t>
-      </w:r>
-      <w:proofErr w:type="spellEnd"/>
-      <w:r>
-        <w:rPr>
-          <w:rFonts w:eastAsia="SimSun"/>
-          <w:sz w:val="18"/>
-        </w:rPr>
-        <w:t xml:space="preserve">. Mapping the co-evolution of artificial intelligence, robotics, and the internet of things over 20 years (1998-2017). </w:t>
-      </w:r>
-      <w:proofErr w:type="spellStart"/>
-      <w:r>
-        <w:rPr>
-          <w:rFonts w:eastAsia="SimSun"/>
-          <w:sz w:val="18"/>
-        </w:rPr>
-        <w:t>arXiv</w:t>
-      </w:r>
-      <w:proofErr w:type="spellEnd"/>
-      <w:r>
-        <w:rPr>
-          <w:rFonts w:eastAsia="SimSun"/>
-          <w:sz w:val="18"/>
-        </w:rPr>
-        <w:t xml:space="preserve"> preprint arXiv:2006.02366 (2020).</w:t>
+        <w:t>, Adam S. Martin, Elizabeth Record, Haici Yang, and Jonathan M. Dilger. Mapping the co-evolution of artificial intelligence, robotics, and the internet of things over 20 years (1998-2017). arXiv preprint arXiv:2006.02366 (2020).</w:t>
       </w:r>
     </w:p>
     <w:p>
@@ -2407,72 +1923,14 @@
           <w:b/>
           <w:sz w:val="18"/>
         </w:rPr>
-        <w:t xml:space="preserve">Ma, </w:t>
-      </w:r>
-      <w:proofErr w:type="spellStart"/>
-      <w:r>
-        <w:rPr>
-          <w:rFonts w:eastAsia="SimSun"/>
-          <w:b/>
-          <w:sz w:val="18"/>
-        </w:rPr>
-        <w:t>Shutian</w:t>
-      </w:r>
-      <w:proofErr w:type="spellEnd"/>
-      <w:r>
-        <w:rPr>
-          <w:rFonts w:eastAsia="SimSun"/>
-          <w:sz w:val="18"/>
-        </w:rPr>
-        <w:t xml:space="preserve">, Heng Zhang, </w:t>
-      </w:r>
-      <w:proofErr w:type="spellStart"/>
-      <w:r>
-        <w:rPr>
-          <w:rFonts w:eastAsia="SimSun"/>
-          <w:sz w:val="18"/>
-        </w:rPr>
-        <w:t>Tianxiang</w:t>
-      </w:r>
-      <w:proofErr w:type="spellEnd"/>
-      <w:r>
-        <w:rPr>
-          <w:rFonts w:eastAsia="SimSun"/>
-          <w:sz w:val="18"/>
-        </w:rPr>
-        <w:t xml:space="preserve"> Xu, </w:t>
-      </w:r>
-      <w:proofErr w:type="spellStart"/>
-      <w:r>
-        <w:rPr>
-          <w:rFonts w:eastAsia="SimSun"/>
-          <w:sz w:val="18"/>
-        </w:rPr>
-        <w:t>Jin</w:t>
-      </w:r>
-      <w:proofErr w:type="spellEnd"/>
-      <w:r>
-        <w:rPr>
-          <w:rFonts w:eastAsia="SimSun"/>
-          <w:sz w:val="18"/>
-        </w:rPr>
-        <w:t xml:space="preserve"> Xu, </w:t>
-      </w:r>
-      <w:proofErr w:type="spellStart"/>
-      <w:r>
-        <w:rPr>
-          <w:rFonts w:eastAsia="SimSun"/>
-          <w:sz w:val="18"/>
-        </w:rPr>
-        <w:t>Shaohu</w:t>
-      </w:r>
-      <w:proofErr w:type="spellEnd"/>
-      <w:r>
-        <w:rPr>
-          <w:rFonts w:eastAsia="SimSun"/>
-          <w:sz w:val="18"/>
-        </w:rPr>
-        <w:t xml:space="preserve"> Hu, and Chengzhi Zhang. IR&amp;TM-NJUST@ CLSciSumm-19 [C]. In: Proceedings of the 4th Joint Workshop on Bibliometric-enhanced Information Retrieval and Natural Language Processing for Digital Libraries (BIRNDL 2019), Paris, France, 2019:</w:t>
+        <w:t>Ma, Shutian</w:t>
+      </w:r>
+      <w:r>
+        <w:rPr>
+          <w:rFonts w:eastAsia="SimSun"/>
+          <w:sz w:val="18"/>
+        </w:rPr>
+        <w:t>, Heng Zhang, Tianxiang Xu, Jin Xu, Shaohu Hu, and Chengzhi Zhang. IR&amp;TM-NJUST@ CLSciSumm-19 [C]. In: Proceedings of the 4th Joint Workshop on Bibliometric-enhanced Information Retrieval and Natural Language Processing for Digital Libraries (BIRNDL 2019), Paris, France, 2019:</w:t>
       </w:r>
       <w:r>
         <w:rPr>
@@ -2503,62 +1961,20 @@
           <w:sz w:val="18"/>
         </w:rPr>
       </w:pPr>
-      <w:proofErr w:type="spellStart"/>
       <w:r>
         <w:rPr>
           <w:rFonts w:eastAsia="SimSun"/>
           <w:b/>
           <w:sz w:val="18"/>
         </w:rPr>
-        <w:t>Shutian</w:t>
-      </w:r>
-      <w:proofErr w:type="spellEnd"/>
-      <w:r>
-        <w:rPr>
-          <w:rFonts w:eastAsia="SimSun"/>
-          <w:b/>
-          <w:sz w:val="18"/>
-        </w:rPr>
-        <w:t xml:space="preserve"> Ma</w:t>
-      </w:r>
-      <w:r>
-        <w:rPr>
-          <w:rFonts w:eastAsia="SimSun"/>
-          <w:sz w:val="18"/>
-        </w:rPr>
-        <w:t xml:space="preserve">, Heng Zhang, </w:t>
-      </w:r>
-      <w:proofErr w:type="spellStart"/>
-      <w:r>
-        <w:rPr>
-          <w:rFonts w:eastAsia="SimSun"/>
-          <w:sz w:val="18"/>
-        </w:rPr>
-        <w:t>Jin</w:t>
-      </w:r>
-      <w:proofErr w:type="spellEnd"/>
-      <w:r>
-        <w:rPr>
-          <w:rFonts w:eastAsia="SimSun"/>
-          <w:sz w:val="18"/>
-        </w:rPr>
-        <w:t xml:space="preserve"> Xu, </w:t>
-      </w:r>
-      <w:proofErr w:type="spellStart"/>
-      <w:r>
-        <w:rPr>
-          <w:rFonts w:eastAsia="SimSun"/>
-          <w:sz w:val="18"/>
-        </w:rPr>
-        <w:t>Chengzhi</w:t>
-      </w:r>
-      <w:proofErr w:type="spellEnd"/>
-      <w:r>
-        <w:rPr>
-          <w:rFonts w:eastAsia="SimSun"/>
-          <w:sz w:val="18"/>
-        </w:rPr>
-        <w:t xml:space="preserve"> Zhang*. NJUST @ CLSciSumm-18 [C]. In: Proceedings of the 3nd Joint Workshop on Bibliometric-enhanced Information Retrieval and Natural Language Processing for Digital Libraries (BIRNDL 2018), Ann Arbor, MI, USA, 2018: </w:t>
+        <w:t>Shutian Ma</w:t>
+      </w:r>
+      <w:r>
+        <w:rPr>
+          <w:rFonts w:eastAsia="SimSun"/>
+          <w:sz w:val="18"/>
+        </w:rPr>
+        <w:t xml:space="preserve">, Heng Zhang, Jin Xu, Chengzhi Zhang*. NJUST @ CLSciSumm-18 [C]. In: Proceedings of the 3nd Joint Workshop on Bibliometric-enhanced Information Retrieval and Natural Language Processing for Digital Libraries (BIRNDL 2018), Ann Arbor, MI, USA, 2018: </w:t>
       </w:r>
       <w:r>
         <w:rPr>
@@ -2589,78 +2005,20 @@
           <w:sz w:val="18"/>
         </w:rPr>
       </w:pPr>
-      <w:proofErr w:type="spellStart"/>
       <w:r>
         <w:rPr>
           <w:rFonts w:eastAsia="SimSun"/>
           <w:b/>
           <w:sz w:val="18"/>
         </w:rPr>
-        <w:t>Shutian</w:t>
-      </w:r>
-      <w:proofErr w:type="spellEnd"/>
-      <w:r>
-        <w:rPr>
-          <w:rFonts w:eastAsia="SimSun"/>
-          <w:b/>
-          <w:sz w:val="18"/>
-        </w:rPr>
-        <w:t xml:space="preserve"> Ma,</w:t>
-      </w:r>
-      <w:r>
-        <w:rPr>
-          <w:rFonts w:eastAsia="SimSun"/>
-          <w:sz w:val="18"/>
-        </w:rPr>
-        <w:t xml:space="preserve"> </w:t>
-      </w:r>
-      <w:proofErr w:type="spellStart"/>
-      <w:r>
-        <w:rPr>
-          <w:rFonts w:eastAsia="SimSun"/>
-          <w:sz w:val="18"/>
-        </w:rPr>
-        <w:t>Jin</w:t>
-      </w:r>
-      <w:proofErr w:type="spellEnd"/>
-      <w:r>
-        <w:rPr>
-          <w:rFonts w:eastAsia="SimSun"/>
-          <w:sz w:val="18"/>
-        </w:rPr>
-        <w:t xml:space="preserve"> Xu, </w:t>
-      </w:r>
-      <w:proofErr w:type="spellStart"/>
-      <w:r>
-        <w:rPr>
-          <w:rFonts w:eastAsia="SimSun"/>
-          <w:sz w:val="18"/>
-        </w:rPr>
-        <w:t>Jie</w:t>
-      </w:r>
-      <w:proofErr w:type="spellEnd"/>
-      <w:r>
-        <w:rPr>
-          <w:rFonts w:eastAsia="SimSun"/>
-          <w:sz w:val="18"/>
-        </w:rPr>
-        <w:t xml:space="preserve"> Wang and </w:t>
-      </w:r>
-      <w:proofErr w:type="spellStart"/>
-      <w:r>
-        <w:rPr>
-          <w:rFonts w:eastAsia="SimSun"/>
-          <w:sz w:val="18"/>
-        </w:rPr>
-        <w:t>Chengzhi</w:t>
-      </w:r>
-      <w:proofErr w:type="spellEnd"/>
-      <w:r>
-        <w:rPr>
-          <w:rFonts w:eastAsia="SimSun"/>
-          <w:sz w:val="18"/>
-        </w:rPr>
-        <w:t xml:space="preserve"> Zhang*. NJUST @ CLSciSumm-17 [C]. In: Proceedings of the 2nd Joint Workshop on Bibliometric-enhanced Information Retrieval and Natural Language Processing for Digital Libraries (BIRNDL 2017), Tokyo, Japan, 2017: </w:t>
+        <w:t>Shutian Ma,</w:t>
+      </w:r>
+      <w:r>
+        <w:rPr>
+          <w:rFonts w:eastAsia="SimSun"/>
+          <w:sz w:val="18"/>
+        </w:rPr>
+        <w:t xml:space="preserve"> Jin Xu, Jie Wang and Chengzhi Zhang*. NJUST @ CLSciSumm-17 [C]. In: Proceedings of the 2nd Joint Workshop on Bibliometric-enhanced Information Retrieval and Natural Language Processing for Digital Libraries (BIRNDL 2017), Tokyo, Japan, 2017: </w:t>
       </w:r>
       <w:r>
         <w:rPr>
@@ -2813,23 +2171,7 @@
           <w:rFonts w:eastAsia="SimSun"/>
           <w:sz w:val="18"/>
         </w:rPr>
-        <w:t>, Chengzhi Zhang*. Documents Representation for Comparable Corpora Clustering: A Preliminary Study [C]. In: Proceedings of iConference</w:t>
-      </w:r>
-      <w:proofErr w:type="gramStart"/>
-      <w:r>
-        <w:rPr>
-          <w:rFonts w:eastAsia="SimSun"/>
-          <w:sz w:val="18"/>
-        </w:rPr>
-        <w:t>2017,  Wuhan</w:t>
-      </w:r>
-      <w:proofErr w:type="gramEnd"/>
-      <w:r>
-        <w:rPr>
-          <w:rFonts w:eastAsia="SimSun"/>
-          <w:sz w:val="18"/>
-        </w:rPr>
-        <w:t xml:space="preserve">, China, 2017: </w:t>
+        <w:t xml:space="preserve">, Chengzhi Zhang*. Documents Representation for Comparable Corpora Clustering: A Preliminary Study [C]. In: Proceedings of iConference2017,  Wuhan, China, 2017: </w:t>
       </w:r>
       <w:r>
         <w:rPr>
@@ -2927,62 +2269,20 @@
           <w:sz w:val="18"/>
         </w:rPr>
       </w:pPr>
-      <w:proofErr w:type="spellStart"/>
       <w:r>
         <w:rPr>
           <w:rFonts w:eastAsia="SimSun"/>
           <w:b/>
           <w:sz w:val="18"/>
         </w:rPr>
-        <w:t>Shutian</w:t>
-      </w:r>
-      <w:proofErr w:type="spellEnd"/>
-      <w:r>
-        <w:rPr>
-          <w:rFonts w:eastAsia="SimSun"/>
-          <w:b/>
-          <w:sz w:val="18"/>
-        </w:rPr>
-        <w:t xml:space="preserve"> Ma</w:t>
-      </w:r>
-      <w:r>
-        <w:rPr>
-          <w:rFonts w:eastAsia="SimSun"/>
-          <w:sz w:val="18"/>
-        </w:rPr>
-        <w:t xml:space="preserve">, </w:t>
-      </w:r>
-      <w:proofErr w:type="spellStart"/>
-      <w:r>
-        <w:rPr>
-          <w:rFonts w:eastAsia="SimSun"/>
-          <w:sz w:val="18"/>
-        </w:rPr>
-        <w:t>Xiaoyong</w:t>
-      </w:r>
-      <w:proofErr w:type="spellEnd"/>
-      <w:r>
-        <w:rPr>
-          <w:rFonts w:eastAsia="SimSun"/>
-          <w:sz w:val="18"/>
-        </w:rPr>
-        <w:t xml:space="preserve"> Zhang, </w:t>
-      </w:r>
-      <w:proofErr w:type="spellStart"/>
-      <w:r>
-        <w:rPr>
-          <w:rFonts w:eastAsia="SimSun"/>
-          <w:sz w:val="18"/>
-        </w:rPr>
-        <w:t>Chengzhi</w:t>
-      </w:r>
-      <w:proofErr w:type="spellEnd"/>
-      <w:r>
-        <w:rPr>
-          <w:rFonts w:eastAsia="SimSun"/>
-          <w:sz w:val="18"/>
-        </w:rPr>
-        <w:t xml:space="preserve"> Zhang*. NLPCC 2016 Shared Task: Chinese Words Similarity Measure via Ensemble Learning based on Multiple Resources [C]. In: Proceedings of the Fifth Conference on Natural Language Processing and Chinese Computing &amp; The Twenty Fourth International Conference on Computer Processing of Oriental Languages (NLPCC-ICCPOL 2016). Kunming, China, 2016: 862–869. (EI)</w:t>
+        <w:t>Shutian Ma</w:t>
+      </w:r>
+      <w:r>
+        <w:rPr>
+          <w:rFonts w:eastAsia="SimSun"/>
+          <w:sz w:val="18"/>
+        </w:rPr>
+        <w:t>, Xiaoyong Zhang, Chengzhi Zhang*. NLPCC 2016 Shared Task: Chinese Words Similarity Measure via Ensemble Learning based on Multiple Resources [C]. In: Proceedings of the Fifth Conference on Natural Language Processing and Chinese Computing &amp; The Twenty Fourth International Conference on Computer Processing of Oriental Languages (NLPCC-ICCPOL 2016). Kunming, China, 2016: 862–869. (EI)</w:t>
       </w:r>
     </w:p>
     <w:p>
@@ -3004,39 +2304,7 @@
           <w:rFonts w:eastAsia="SimSun"/>
           <w:sz w:val="18"/>
         </w:rPr>
-        <w:t xml:space="preserve">Xu, </w:t>
-      </w:r>
-      <w:proofErr w:type="spellStart"/>
-      <w:r>
-        <w:rPr>
-          <w:rFonts w:eastAsia="SimSun"/>
-          <w:sz w:val="18"/>
-        </w:rPr>
-        <w:t>Jin</w:t>
-      </w:r>
-      <w:proofErr w:type="spellEnd"/>
-      <w:r>
-        <w:rPr>
-          <w:rFonts w:eastAsia="SimSun"/>
-          <w:sz w:val="18"/>
-        </w:rPr>
-        <w:t xml:space="preserve">, </w:t>
-      </w:r>
-      <w:proofErr w:type="spellStart"/>
-      <w:r>
-        <w:rPr>
-          <w:rFonts w:eastAsia="SimSun"/>
-          <w:sz w:val="18"/>
-        </w:rPr>
-        <w:t>Chengzhi</w:t>
-      </w:r>
-      <w:proofErr w:type="spellEnd"/>
-      <w:r>
-        <w:rPr>
-          <w:rFonts w:eastAsia="SimSun"/>
-          <w:sz w:val="18"/>
-        </w:rPr>
-        <w:t xml:space="preserve"> Zhang*, and </w:t>
+        <w:t xml:space="preserve">Xu, Jin, Chengzhi Zhang*, and </w:t>
       </w:r>
       <w:r>
         <w:rPr>
@@ -3134,46 +2402,20 @@
         </w:rPr>
         <w:t xml:space="preserve">Zhang, Heng, </w:t>
       </w:r>
-      <w:proofErr w:type="spellStart"/>
       <w:r>
         <w:rPr>
           <w:rFonts w:eastAsia="SimSun"/>
           <w:b/>
           <w:sz w:val="18"/>
         </w:rPr>
-        <w:t>Shutian</w:t>
-      </w:r>
-      <w:proofErr w:type="spellEnd"/>
-      <w:r>
-        <w:rPr>
-          <w:rFonts w:eastAsia="SimSun"/>
-          <w:b/>
-          <w:sz w:val="18"/>
-        </w:rPr>
-        <w:t xml:space="preserve"> Ma</w:t>
-      </w:r>
-      <w:r>
-        <w:rPr>
-          <w:rFonts w:eastAsia="SimSun"/>
-          <w:sz w:val="18"/>
-        </w:rPr>
-        <w:t xml:space="preserve">, and </w:t>
-      </w:r>
-      <w:proofErr w:type="spellStart"/>
-      <w:r>
-        <w:rPr>
-          <w:rFonts w:eastAsia="SimSun"/>
-          <w:sz w:val="18"/>
-        </w:rPr>
-        <w:t>Chengzhi</w:t>
-      </w:r>
-      <w:proofErr w:type="spellEnd"/>
-      <w:r>
-        <w:rPr>
-          <w:rFonts w:eastAsia="SimSun"/>
-          <w:sz w:val="18"/>
-        </w:rPr>
-        <w:t xml:space="preserve"> Zhang. Using Full-text of Academic Articles to Find Software Clusters [C]. In: Proceedings of the 17th International Conference on Scientometrics and Informetrics (ISSI 2019), Rome, Italy, 2019:</w:t>
+        <w:t>Shutian Ma</w:t>
+      </w:r>
+      <w:r>
+        <w:rPr>
+          <w:rFonts w:eastAsia="SimSun"/>
+          <w:sz w:val="18"/>
+        </w:rPr>
+        <w:t>, and Chengzhi Zhang. Using Full-text of Academic Articles to Find Software Clusters [C]. In: Proceedings of the 17th International Conference on Scientometrics and Informetrics (ISSI 2019), Rome, Italy, 2019:</w:t>
       </w:r>
       <w:r>
         <w:rPr>
@@ -3204,39 +2446,20 @@
           <w:sz w:val="18"/>
         </w:rPr>
       </w:pPr>
-      <w:proofErr w:type="spellStart"/>
-      <w:r>
-        <w:rPr>
-          <w:rFonts w:eastAsia="SimSun"/>
-          <w:sz w:val="18"/>
-        </w:rPr>
-        <w:t>Jie</w:t>
-      </w:r>
-      <w:proofErr w:type="spellEnd"/>
-      <w:r>
-        <w:rPr>
-          <w:rFonts w:eastAsia="SimSun"/>
-          <w:sz w:val="18"/>
-        </w:rPr>
-        <w:t xml:space="preserve"> Wang, </w:t>
-      </w:r>
-      <w:proofErr w:type="spellStart"/>
+      <w:r>
+        <w:rPr>
+          <w:rFonts w:eastAsia="SimSun"/>
+          <w:sz w:val="18"/>
+        </w:rPr>
+        <w:t xml:space="preserve">Jie Wang, </w:t>
+      </w:r>
       <w:r>
         <w:rPr>
           <w:rFonts w:eastAsia="SimSun"/>
           <w:b/>
           <w:sz w:val="18"/>
         </w:rPr>
-        <w:t>Shutian</w:t>
-      </w:r>
-      <w:proofErr w:type="spellEnd"/>
-      <w:r>
-        <w:rPr>
-          <w:rFonts w:eastAsia="SimSun"/>
-          <w:b/>
-          <w:sz w:val="18"/>
-        </w:rPr>
-        <w:t xml:space="preserve"> Ma</w:t>
+        <w:t>Shutian Ma</w:t>
       </w:r>
       <w:r>
         <w:rPr>
@@ -3281,21 +2504,12 @@
           <w:sz w:val="18"/>
         </w:rPr>
       </w:pPr>
-      <w:proofErr w:type="spellStart"/>
-      <w:r>
-        <w:rPr>
-          <w:rFonts w:eastAsia="SimSun"/>
-          <w:sz w:val="18"/>
-        </w:rPr>
-        <w:t>Yingyi</w:t>
-      </w:r>
-      <w:proofErr w:type="spellEnd"/>
-      <w:r>
-        <w:rPr>
-          <w:rFonts w:eastAsia="SimSun"/>
-          <w:sz w:val="18"/>
-        </w:rPr>
-        <w:t xml:space="preserve"> Zhang, Guo Chen, Chengzhi Zhang*, </w:t>
+      <w:r>
+        <w:rPr>
+          <w:rFonts w:eastAsia="SimSun"/>
+          <w:sz w:val="18"/>
+        </w:rPr>
+        <w:t xml:space="preserve">Yingyi Zhang, Guo Chen, Chengzhi Zhang*, </w:t>
       </w:r>
       <w:r>
         <w:rPr>
@@ -3746,23 +2960,7 @@
           <w:rFonts w:eastAsia="SimSun"/>
           <w:sz w:val="20"/>
         </w:rPr>
-        <w:t xml:space="preserve">Collaborated with two </w:t>
-      </w:r>
-      <w:proofErr w:type="gramStart"/>
-      <w:r>
-        <w:rPr>
-          <w:rFonts w:eastAsia="SimSun"/>
-          <w:sz w:val="20"/>
-        </w:rPr>
-        <w:t>colleague</w:t>
-      </w:r>
-      <w:proofErr w:type="gramEnd"/>
-      <w:r>
-        <w:rPr>
-          <w:rFonts w:eastAsia="SimSun"/>
-          <w:sz w:val="20"/>
-        </w:rPr>
-        <w:t xml:space="preserve"> (Leader)</w:t>
+        <w:t>Collaborated with two colleague (Leader)</w:t>
       </w:r>
     </w:p>
     <w:p>
@@ -3924,17 +3122,8 @@
           <w:rFonts w:eastAsia="SimSun"/>
           <w:sz w:val="20"/>
         </w:rPr>
-        <w:t xml:space="preserve">Collaborated with two </w:t>
-      </w:r>
-      <w:proofErr w:type="gramStart"/>
-      <w:r>
-        <w:rPr>
-          <w:rFonts w:eastAsia="SimSun"/>
-          <w:sz w:val="20"/>
-        </w:rPr>
-        <w:t>colleague</w:t>
-      </w:r>
-      <w:proofErr w:type="gramEnd"/>
+        <w:t>Collaborated with two colleague</w:t>
+      </w:r>
       <w:r>
         <w:rPr>
           <w:rFonts w:eastAsia="SimSun"/>
@@ -4253,79 +3442,29 @@
           <w:rFonts w:eastAsia="SimSun"/>
           <w:sz w:val="20"/>
         </w:rPr>
-        <w:t xml:space="preserve">: </w:t>
-      </w:r>
-      <w:proofErr w:type="spellStart"/>
-      <w:r>
-        <w:rPr>
-          <w:rFonts w:eastAsia="SimSun"/>
-          <w:sz w:val="20"/>
-        </w:rPr>
-        <w:t>Gensim</w:t>
-      </w:r>
-      <w:proofErr w:type="spellEnd"/>
-      <w:r>
-        <w:rPr>
-          <w:rFonts w:eastAsia="SimSun"/>
-          <w:sz w:val="20"/>
-        </w:rPr>
-        <w:t xml:space="preserve">, Scikit-Learn, </w:t>
-      </w:r>
-      <w:proofErr w:type="spellStart"/>
-      <w:r>
-        <w:rPr>
-          <w:rFonts w:eastAsia="SimSun"/>
-          <w:sz w:val="20"/>
-        </w:rPr>
-        <w:t>Tensorflow</w:t>
-      </w:r>
-      <w:proofErr w:type="spellEnd"/>
-      <w:r>
-        <w:rPr>
-          <w:rFonts w:eastAsia="SimSun"/>
-          <w:sz w:val="20"/>
-        </w:rPr>
-        <w:t>,</w:t>
-      </w:r>
-      <w:r>
-        <w:rPr>
-          <w:rFonts w:eastAsia="SimSun"/>
-          <w:sz w:val="20"/>
-        </w:rPr>
-        <w:t xml:space="preserve"> </w:t>
-      </w:r>
-      <w:proofErr w:type="spellStart"/>
-      <w:r>
-        <w:rPr>
-          <w:rFonts w:eastAsia="SimSun"/>
-          <w:sz w:val="20"/>
-        </w:rPr>
-        <w:t>Pytorch</w:t>
-      </w:r>
-      <w:proofErr w:type="spellEnd"/>
-      <w:r>
-        <w:rPr>
-          <w:rFonts w:eastAsia="SimSun"/>
-          <w:sz w:val="20"/>
-        </w:rPr>
-        <w:t>,</w:t>
-      </w:r>
-      <w:r>
-        <w:rPr>
-          <w:rFonts w:eastAsia="SimSun"/>
-          <w:sz w:val="20"/>
-        </w:rPr>
-        <w:t xml:space="preserve"> Gephi, Neo4j, </w:t>
-      </w:r>
-      <w:proofErr w:type="spellStart"/>
-      <w:r>
-        <w:rPr>
-          <w:rFonts w:eastAsia="SimSun"/>
-          <w:sz w:val="20"/>
-        </w:rPr>
-        <w:t>Navicat</w:t>
-      </w:r>
-      <w:proofErr w:type="spellEnd"/>
+        <w:t xml:space="preserve">: Gensim, Scikit-Learn, </w:t>
+      </w:r>
+      <w:r>
+        <w:rPr>
+          <w:rFonts w:eastAsia="SimSun"/>
+          <w:sz w:val="20"/>
+        </w:rPr>
+        <w:t>Tensorflow,</w:t>
+      </w:r>
+      <w:r>
+        <w:rPr>
+          <w:rFonts w:eastAsia="SimSun"/>
+          <w:sz w:val="20"/>
+        </w:rPr>
+        <w:t xml:space="preserve"> Pytorch,</w:t>
+      </w:r>
+      <w:r>
+        <w:rPr>
+          <w:rFonts w:eastAsia="SimSun"/>
+          <w:sz w:val="20"/>
+        </w:rPr>
+        <w:t xml:space="preserve"> Gephi, Neo4j, Navicat</w:t>
+      </w:r>
     </w:p>
     <w:p>
       <w:pPr>
